--- a/resources/templates/modelo_laudo_sprinkler.docx
+++ b/resources/templates/modelo_laudo_sprinkler.docx
@@ -327,10 +327,9 @@
             </w:r>
             <w:r>
               <w:rPr>
-                <w:spacing w:val="2"/>
-                <w:sz w:val="16"/>
-              </w:rPr>
-              <w:t>27,58m</w:t>
+                <w:sz w:val="18"/>
+              </w:rPr>
+              <w:t>[A_PREENCHER]</w:t>
             </w:r>
           </w:p>
         </w:tc>
